--- a/ky/wisdom-stories/to-be-fasting.docx
+++ b/ky/wisdom-stories/to-be-fasting.docx
@@ -39,7 +39,7 @@
           <w:sz w:val="22"/>
           <w:lang w:val="ky-KG"/>
         </w:rPr>
-        <w:t>Рамазан айында бир нече жигит карыянын четте отуруп тамак жеп жатканын көрөт. Жакындап барып, шылдыңдай сурашат:</w:t>
+        <w:t>Рамазан айында бир нече жигит карыянын бир бурчта отуруп тамак жеп жатканын көрөт. Жакындап барып, шылдыңдай сурашат:</w:t>
       </w:r>
     </w:p>
     <w:p>
@@ -111,7 +111,7 @@
           <w:sz w:val="22"/>
           <w:lang w:val="ky-KG"/>
         </w:rPr>
-        <w:t>Карыя мындай дейт: — Албетте, орозомун. Калп айтпайм, эч кимге жаман көз менен карабайм, эч кимди шылдыңдабайм, ысырап кылбайм, эч кимди кемсинтпейм, ушак айтпайм, бирөөнүн мал-мүлкүнө көз артпайм. Белгилүү бир оорум бар болгондуктан, ашказанымды гана орозо кармата албайм. — Анан жигиттерге кайрылып сурайт:</w:t>
+        <w:t>Карыя мындай дейт: — Албетте, орозомун. Калп айтпайм, эч кимге жаман көз менен карабайм, эч кимди шылдыңдабайм, ысырап кылбайм, эч кимди кемсинтпейм, ушак айтпайм, бирөөнүн мал-мүлкүнө көз артпайм. Оорума байланыштуу гана ач жүрө албайм. — Анан жигиттерге кайрылып сурайт:</w:t>
       </w:r>
     </w:p>
     <w:p>
@@ -171,7 +171,7 @@
           <w:sz w:val="22"/>
           <w:lang w:val="ky-KG"/>
         </w:rPr>
-        <w:t xml:space="preserve">Сабак: </w:t>
+        <w:t>Сабак: Эгер адам тамактан тыйылып, бирок калптан, ушактан, кемсинтүүдөн жана жаман иштен тыйылбаса, орозонун руханий маанисин толук жашабайт.</w:t>
       </w:r>
       <w:r>
         <w:rPr>
@@ -180,7 +180,6 @@
           <w:sz w:val="22"/>
           <w:lang w:val="ky-KG"/>
         </w:rPr>
-        <w:t>Орозонун маңызы тамактан тыйылуу менен эле бүтпөйт. Тилди калптан, көңүлдү жамандыктан, колду кыянаттыктан да тый.</w:t>
       </w:r>
     </w:p>
     <w:p>
@@ -200,7 +199,7 @@
           <w:sz w:val="18"/>
           <w:lang w:val="ky-KG"/>
         </w:rPr>
-        <w:t>Окуя ачык интернет булактарынан алынды.</w:t>
+        <w:t>Аңгемелер ачык интернет булактарынан алынган, иллюстрациялар болсо ЖИ менен түзүлгөн.</w:t>
       </w:r>
     </w:p>
     <w:sectPr>
